--- a/Covers/covers.docx
+++ b/Covers/covers.docx
@@ -341,7 +341,6 @@
                                       <w:color w:val="FFFFFF" w:themeColor="background1"/>
                                       <w:sz w:val="48"/>
                                       <w:szCs w:val="48"/>
-                                      <w:lang w:val="en-US"/>
                                     </w:rPr>
                                   </w:pPr>
                                   <w:r>
@@ -353,7 +352,59 @@
                                       <w:szCs w:val="48"/>
                                       <w:lang w:val="en-US"/>
                                     </w:rPr>
-                                    <w:t xml:space="preserve">Rotrics Dex ARM. </w:t>
+                                    <w:t>Rotrics</w:t>
+                                  </w:r>
+                                  <w:r>
+                                    <w:rPr>
+                                      <w:b/>
+                                      <w:bCs/>
+                                      <w:color w:val="FFFFFF" w:themeColor="background1"/>
+                                      <w:sz w:val="48"/>
+                                      <w:szCs w:val="48"/>
+                                    </w:rPr>
+                                    <w:t xml:space="preserve"> </w:t>
+                                  </w:r>
+                                  <w:r>
+                                    <w:rPr>
+                                      <w:b/>
+                                      <w:bCs/>
+                                      <w:color w:val="FFFFFF" w:themeColor="background1"/>
+                                      <w:sz w:val="48"/>
+                                      <w:szCs w:val="48"/>
+                                      <w:lang w:val="en-US"/>
+                                    </w:rPr>
+                                    <w:t>Dex</w:t>
+                                  </w:r>
+                                  <w:r>
+                                    <w:rPr>
+                                      <w:b/>
+                                      <w:bCs/>
+                                      <w:color w:val="FFFFFF" w:themeColor="background1"/>
+                                      <w:sz w:val="48"/>
+                                      <w:szCs w:val="48"/>
+                                    </w:rPr>
+                                    <w:t xml:space="preserve"> </w:t>
+                                  </w:r>
+                                  <w:r>
+                                    <w:rPr>
+                                      <w:b/>
+                                      <w:bCs/>
+                                      <w:color w:val="FFFFFF" w:themeColor="background1"/>
+                                      <w:sz w:val="48"/>
+                                      <w:szCs w:val="48"/>
+                                      <w:lang w:val="en-US"/>
+                                    </w:rPr>
+                                    <w:t>ARM</w:t>
+                                  </w:r>
+                                  <w:r>
+                                    <w:rPr>
+                                      <w:b/>
+                                      <w:bCs/>
+                                      <w:color w:val="FFFFFF" w:themeColor="background1"/>
+                                      <w:sz w:val="48"/>
+                                      <w:szCs w:val="48"/>
+                                    </w:rPr>
+                                    <w:t xml:space="preserve">. </w:t>
                                   </w:r>
                                   <w:r>
                                     <w:rPr>
@@ -372,7 +423,6 @@
                                       <w:color w:val="FFFFFF" w:themeColor="background1"/>
                                       <w:sz w:val="48"/>
                                       <w:szCs w:val="48"/>
-                                      <w:lang w:val="en-US"/>
                                     </w:rPr>
                                     <w:t xml:space="preserve"> </w:t>
                                   </w:r>
@@ -403,7 +453,6 @@
                                       <w:color w:val="FFFFFF" w:themeColor="background1"/>
                                       <w:sz w:val="48"/>
                                       <w:szCs w:val="48"/>
-                                      <w:lang w:val="en-US"/>
                                     </w:rPr>
                                   </w:pPr>
                                 </w:p>
@@ -578,7 +627,6 @@
                                 <w:color w:val="FFFFFF" w:themeColor="background1"/>
                                 <w:sz w:val="48"/>
                                 <w:szCs w:val="48"/>
-                                <w:lang w:val="en-US"/>
                               </w:rPr>
                             </w:pPr>
                             <w:r>
@@ -590,7 +638,7 @@
                                 <w:szCs w:val="48"/>
                                 <w:lang w:val="en-US"/>
                               </w:rPr>
-                              <w:t xml:space="preserve">Rotrics Dex ARM. </w:t>
+                              <w:t>Rotrics</w:t>
                             </w:r>
                             <w:r>
                               <w:rPr>
@@ -600,7 +648,7 @@
                                 <w:sz w:val="48"/>
                                 <w:szCs w:val="48"/>
                               </w:rPr>
-                              <w:t>Учебное</w:t>
+                              <w:t xml:space="preserve"> </w:t>
                             </w:r>
                             <w:r>
                               <w:rPr>
@@ -610,6 +658,57 @@
                                 <w:sz w:val="48"/>
                                 <w:szCs w:val="48"/>
                                 <w:lang w:val="en-US"/>
+                              </w:rPr>
+                              <w:t>Dex</w:t>
+                            </w:r>
+                            <w:r>
+                              <w:rPr>
+                                <w:b/>
+                                <w:bCs/>
+                                <w:color w:val="FFFFFF" w:themeColor="background1"/>
+                                <w:sz w:val="48"/>
+                                <w:szCs w:val="48"/>
+                              </w:rPr>
+                              <w:t xml:space="preserve"> </w:t>
+                            </w:r>
+                            <w:r>
+                              <w:rPr>
+                                <w:b/>
+                                <w:bCs/>
+                                <w:color w:val="FFFFFF" w:themeColor="background1"/>
+                                <w:sz w:val="48"/>
+                                <w:szCs w:val="48"/>
+                                <w:lang w:val="en-US"/>
+                              </w:rPr>
+                              <w:t>ARM</w:t>
+                            </w:r>
+                            <w:r>
+                              <w:rPr>
+                                <w:b/>
+                                <w:bCs/>
+                                <w:color w:val="FFFFFF" w:themeColor="background1"/>
+                                <w:sz w:val="48"/>
+                                <w:szCs w:val="48"/>
+                              </w:rPr>
+                              <w:t xml:space="preserve">. </w:t>
+                            </w:r>
+                            <w:r>
+                              <w:rPr>
+                                <w:b/>
+                                <w:bCs/>
+                                <w:color w:val="FFFFFF" w:themeColor="background1"/>
+                                <w:sz w:val="48"/>
+                                <w:szCs w:val="48"/>
+                              </w:rPr>
+                              <w:t>Учебное</w:t>
+                            </w:r>
+                            <w:r>
+                              <w:rPr>
+                                <w:b/>
+                                <w:bCs/>
+                                <w:color w:val="FFFFFF" w:themeColor="background1"/>
+                                <w:sz w:val="48"/>
+                                <w:szCs w:val="48"/>
                               </w:rPr>
                               <w:t xml:space="preserve"> </w:t>
                             </w:r>
@@ -640,7 +739,6 @@
                                 <w:color w:val="FFFFFF" w:themeColor="background1"/>
                                 <w:sz w:val="48"/>
                                 <w:szCs w:val="48"/>
-                                <w:lang w:val="en-US"/>
                               </w:rPr>
                             </w:pPr>
                           </w:p>
@@ -2075,16 +2173,7 @@
                                       <w:szCs w:val="20"/>
                                       <w:lang w:val="en-US"/>
                                     </w:rPr>
-                                    <w:t>MPS</w:t>
-                                  </w:r>
-                                  <w:r>
-                                    <w:rPr>
-                                      <w:color w:val="FFFFFF" w:themeColor="background1"/>
-                                      <w:sz w:val="20"/>
-                                      <w:szCs w:val="20"/>
-                                      <w:lang w:val="en-US"/>
-                                    </w:rPr>
-                                    <w:t>. Work book</w:t>
+                                    <w:t>MPS. Work book</w:t>
                                   </w:r>
                                 </w:p>
                               </w:tc>
@@ -2328,16 +2417,7 @@
                                 <w:szCs w:val="20"/>
                                 <w:lang w:val="en-US"/>
                               </w:rPr>
-                              <w:t>MPS</w:t>
-                            </w:r>
-                            <w:r>
-                              <w:rPr>
-                                <w:color w:val="FFFFFF" w:themeColor="background1"/>
-                                <w:sz w:val="20"/>
-                                <w:szCs w:val="20"/>
-                                <w:lang w:val="en-US"/>
-                              </w:rPr>
-                              <w:t>. Work book</w:t>
+                              <w:t>MPS. Work book</w:t>
                             </w:r>
                           </w:p>
                         </w:tc>
@@ -4085,27 +4165,7 @@
                                       <w:sz w:val="48"/>
                                       <w:szCs w:val="48"/>
                                     </w:rPr>
-                                    <w:t>Курс</w:t>
-                                  </w:r>
-                                  <w:r>
-                                    <w:rPr>
-                                      <w:b/>
-                                      <w:bCs/>
-                                      <w:color w:val="FFFFFF" w:themeColor="background1"/>
-                                      <w:sz w:val="48"/>
-                                      <w:szCs w:val="48"/>
-                                    </w:rPr>
-                                    <w:t xml:space="preserve"> «</w:t>
-                                  </w:r>
-                                  <w:r>
-                                    <w:rPr>
-                                      <w:b/>
-                                      <w:bCs/>
-                                      <w:color w:val="FFFFFF" w:themeColor="background1"/>
-                                      <w:sz w:val="48"/>
-                                      <w:szCs w:val="48"/>
-                                    </w:rPr>
-                                    <w:t xml:space="preserve">Системы программирования. </w:t>
+                                    <w:t xml:space="preserve">Курс «Системы программирования. </w:t>
                                   </w:r>
                                   <w:r>
                                     <w:rPr>
@@ -4195,16 +4255,7 @@
                                       <w:szCs w:val="20"/>
                                       <w:lang w:val="en-US"/>
                                     </w:rPr>
-                                    <w:t xml:space="preserve"> </w:t>
-                                  </w:r>
-                                  <w:r>
-                                    <w:rPr>
-                                      <w:color w:val="FFFFFF" w:themeColor="background1"/>
-                                      <w:sz w:val="20"/>
-                                      <w:szCs w:val="20"/>
-                                      <w:lang w:val="en-US"/>
-                                    </w:rPr>
-                                    <w:t>course</w:t>
+                                    <w:t xml:space="preserve"> course</w:t>
                                   </w:r>
                                 </w:p>
                               </w:tc>
@@ -4363,27 +4414,7 @@
                                 <w:sz w:val="48"/>
                                 <w:szCs w:val="48"/>
                               </w:rPr>
-                              <w:t>Курс</w:t>
-                            </w:r>
-                            <w:r>
-                              <w:rPr>
-                                <w:b/>
-                                <w:bCs/>
-                                <w:color w:val="FFFFFF" w:themeColor="background1"/>
-                                <w:sz w:val="48"/>
-                                <w:szCs w:val="48"/>
-                              </w:rPr>
-                              <w:t xml:space="preserve"> «</w:t>
-                            </w:r>
-                            <w:r>
-                              <w:rPr>
-                                <w:b/>
-                                <w:bCs/>
-                                <w:color w:val="FFFFFF" w:themeColor="background1"/>
-                                <w:sz w:val="48"/>
-                                <w:szCs w:val="48"/>
-                              </w:rPr>
-                              <w:t xml:space="preserve">Системы программирования. </w:t>
+                              <w:t xml:space="preserve">Курс «Системы программирования. </w:t>
                             </w:r>
                             <w:r>
                               <w:rPr>
@@ -4473,16 +4504,7 @@
                                 <w:szCs w:val="20"/>
                                 <w:lang w:val="en-US"/>
                               </w:rPr>
-                              <w:t xml:space="preserve"> </w:t>
-                            </w:r>
-                            <w:r>
-                              <w:rPr>
-                                <w:color w:val="FFFFFF" w:themeColor="background1"/>
-                                <w:sz w:val="20"/>
-                                <w:szCs w:val="20"/>
-                                <w:lang w:val="en-US"/>
-                              </w:rPr>
-                              <w:t>course</w:t>
+                              <w:t xml:space="preserve"> course</w:t>
                             </w:r>
                           </w:p>
                         </w:tc>
@@ -4659,29 +4681,7 @@
                                 <w:szCs w:val="20"/>
                                 <w:lang w:val="en-US" w:eastAsia="ru-RU"/>
                               </w:rPr>
-                              <w:t>C</w:t>
-                            </w:r>
-                            <w:r>
-                              <w:rPr>
-                                <w:rFonts w:ascii="Segoe UI" w:eastAsia="Times New Roman" w:hAnsi="Segoe UI" w:cs="Segoe UI"/>
-                                <w:color w:val="FFFFFF" w:themeColor="background1"/>
-                                <w:kern w:val="36"/>
-                                <w:sz w:val="20"/>
-                                <w:szCs w:val="20"/>
-                                <w:lang w:val="en-US" w:eastAsia="ru-RU"/>
-                              </w:rPr>
-                              <w:t>PP2</w:t>
-                            </w:r>
-                            <w:r>
-                              <w:rPr>
-                                <w:rFonts w:ascii="Segoe UI" w:eastAsia="Times New Roman" w:hAnsi="Segoe UI" w:cs="Segoe UI"/>
-                                <w:color w:val="FFFFFF" w:themeColor="background1"/>
-                                <w:kern w:val="36"/>
-                                <w:sz w:val="20"/>
-                                <w:szCs w:val="20"/>
-                                <w:lang w:val="en-US" w:eastAsia="ru-RU"/>
-                              </w:rPr>
-                              <w:t>/2</w:t>
+                              <w:t>CPP2/2</w:t>
                             </w:r>
                             <w:r>
                               <w:rPr>
@@ -4762,29 +4762,7 @@
                           <w:szCs w:val="20"/>
                           <w:lang w:val="en-US" w:eastAsia="ru-RU"/>
                         </w:rPr>
-                        <w:t>C</w:t>
-                      </w:r>
-                      <w:r>
-                        <w:rPr>
-                          <w:rFonts w:ascii="Segoe UI" w:eastAsia="Times New Roman" w:hAnsi="Segoe UI" w:cs="Segoe UI"/>
-                          <w:color w:val="FFFFFF" w:themeColor="background1"/>
-                          <w:kern w:val="36"/>
-                          <w:sz w:val="20"/>
-                          <w:szCs w:val="20"/>
-                          <w:lang w:val="en-US" w:eastAsia="ru-RU"/>
-                        </w:rPr>
-                        <w:t>PP2</w:t>
-                      </w:r>
-                      <w:r>
-                        <w:rPr>
-                          <w:rFonts w:ascii="Segoe UI" w:eastAsia="Times New Roman" w:hAnsi="Segoe UI" w:cs="Segoe UI"/>
-                          <w:color w:val="FFFFFF" w:themeColor="background1"/>
-                          <w:kern w:val="36"/>
-                          <w:sz w:val="20"/>
-                          <w:szCs w:val="20"/>
-                          <w:lang w:val="en-US" w:eastAsia="ru-RU"/>
-                        </w:rPr>
-                        <w:t>/2</w:t>
+                        <w:t>CPP2/2</w:t>
                       </w:r>
                       <w:r>
                         <w:rPr>
@@ -4970,18 +4948,7 @@
                                       <w:szCs w:val="48"/>
                                       <w:lang w:val="en-US"/>
                                     </w:rPr>
-                                    <w:t>C</w:t>
-                                  </w:r>
-                                  <w:r>
-                                    <w:rPr>
-                                      <w:b/>
-                                      <w:bCs/>
-                                      <w:color w:val="FFFFFF" w:themeColor="background1"/>
-                                      <w:sz w:val="48"/>
-                                      <w:szCs w:val="48"/>
-                                      <w:lang w:val="en-US"/>
-                                    </w:rPr>
-                                    <w:t>++</w:t>
+                                    <w:t>C++</w:t>
                                   </w:r>
                                   <w:r>
                                     <w:rPr>
@@ -5239,18 +5206,7 @@
                                 <w:szCs w:val="48"/>
                                 <w:lang w:val="en-US"/>
                               </w:rPr>
-                              <w:t>C</w:t>
-                            </w:r>
-                            <w:r>
-                              <w:rPr>
-                                <w:b/>
-                                <w:bCs/>
-                                <w:color w:val="FFFFFF" w:themeColor="background1"/>
-                                <w:sz w:val="48"/>
-                                <w:szCs w:val="48"/>
-                                <w:lang w:val="en-US"/>
-                              </w:rPr>
-                              <w:t>++</w:t>
+                              <w:t>C++</w:t>
                             </w:r>
                             <w:r>
                               <w:rPr>
@@ -6387,29 +6343,7 @@
                                 <w:szCs w:val="20"/>
                                 <w:lang w:val="en-US" w:eastAsia="ru-RU"/>
                               </w:rPr>
-                              <w:t>HSL1</w:t>
-                            </w:r>
-                            <w:r>
-                              <w:rPr>
-                                <w:rFonts w:ascii="Segoe UI" w:eastAsia="Times New Roman" w:hAnsi="Segoe UI" w:cs="Segoe UI"/>
-                                <w:color w:val="FFFFFF" w:themeColor="background1"/>
-                                <w:kern w:val="36"/>
-                                <w:sz w:val="20"/>
-                                <w:szCs w:val="20"/>
-                                <w:lang w:val="en-US" w:eastAsia="ru-RU"/>
-                              </w:rPr>
-                              <w:t>/2</w:t>
-                            </w:r>
-                            <w:r>
-                              <w:rPr>
-                                <w:rFonts w:ascii="Segoe UI" w:eastAsia="Times New Roman" w:hAnsi="Segoe UI" w:cs="Segoe UI"/>
-                                <w:color w:val="FFFFFF" w:themeColor="background1"/>
-                                <w:kern w:val="36"/>
-                                <w:sz w:val="20"/>
-                                <w:szCs w:val="20"/>
-                                <w:lang w:val="en-US" w:eastAsia="ru-RU"/>
-                              </w:rPr>
-                              <w:t>3</w:t>
+                              <w:t>HSL1/23</w:t>
                             </w:r>
                           </w:p>
                         </w:txbxContent>
@@ -6469,29 +6403,7 @@
                           <w:szCs w:val="20"/>
                           <w:lang w:val="en-US" w:eastAsia="ru-RU"/>
                         </w:rPr>
-                        <w:t>HSL1</w:t>
-                      </w:r>
-                      <w:r>
-                        <w:rPr>
-                          <w:rFonts w:ascii="Segoe UI" w:eastAsia="Times New Roman" w:hAnsi="Segoe UI" w:cs="Segoe UI"/>
-                          <w:color w:val="FFFFFF" w:themeColor="background1"/>
-                          <w:kern w:val="36"/>
-                          <w:sz w:val="20"/>
-                          <w:szCs w:val="20"/>
-                          <w:lang w:val="en-US" w:eastAsia="ru-RU"/>
-                        </w:rPr>
-                        <w:t>/2</w:t>
-                      </w:r>
-                      <w:r>
-                        <w:rPr>
-                          <w:rFonts w:ascii="Segoe UI" w:eastAsia="Times New Roman" w:hAnsi="Segoe UI" w:cs="Segoe UI"/>
-                          <w:color w:val="FFFFFF" w:themeColor="background1"/>
-                          <w:kern w:val="36"/>
-                          <w:sz w:val="20"/>
-                          <w:szCs w:val="20"/>
-                          <w:lang w:val="en-US" w:eastAsia="ru-RU"/>
-                        </w:rPr>
-                        <w:t>3</w:t>
+                        <w:t>HSL1/23</w:t>
                       </w:r>
                     </w:p>
                   </w:txbxContent>
@@ -9695,7 +9607,8 @@
       <w:tblGrid>
         <w:gridCol w:w="588"/>
         <w:gridCol w:w="766"/>
-        <w:gridCol w:w="6863"/>
+        <w:gridCol w:w="6516"/>
+        <w:gridCol w:w="6407"/>
       </w:tblGrid>
       <w:tr>
         <w:tc>
@@ -9744,7 +9657,7 @@
         </w:tc>
         <w:tc>
           <w:tcPr>
-            <w:tcW w:w="6863" w:type="dxa"/>
+            <w:tcW w:w="6516" w:type="dxa"/>
             <w:vAlign w:val="center"/>
           </w:tcPr>
           <w:p>
@@ -9764,6 +9677,36 @@
             </w:r>
           </w:p>
         </w:tc>
+        <w:tc>
+          <w:tcPr>
+            <w:tcW w:w="6407" w:type="dxa"/>
+          </w:tcPr>
+          <w:p>
+            <w:pPr>
+              <w:jc w:val="center"/>
+              <w:rPr>
+                <w:b/>
+                <w:bCs/>
+                <w:lang w:val="en-US"/>
+              </w:rPr>
+            </w:pPr>
+            <w:r>
+              <w:rPr>
+                <w:b/>
+                <w:bCs/>
+              </w:rPr>
+              <w:t xml:space="preserve">Обозначение категории в </w:t>
+            </w:r>
+            <w:r>
+              <w:rPr>
+                <w:b/>
+                <w:bCs/>
+                <w:lang w:val="en-US"/>
+              </w:rPr>
+              <w:t>Github</w:t>
+            </w:r>
+          </w:p>
+        </w:tc>
       </w:tr>
       <w:tr>
         <w:tc>
@@ -9812,7 +9755,7 @@
         </w:tc>
         <w:tc>
           <w:tcPr>
-            <w:tcW w:w="6863" w:type="dxa"/>
+            <w:tcW w:w="6516" w:type="dxa"/>
             <w:vAlign w:val="center"/>
           </w:tcPr>
           <w:p>
@@ -9820,6 +9763,12 @@
               <w:t>Учебно-методический комплекс</w:t>
             </w:r>
           </w:p>
+        </w:tc>
+        <w:tc>
+          <w:tcPr>
+            <w:tcW w:w="6407" w:type="dxa"/>
+          </w:tcPr>
+          <w:p/>
         </w:tc>
       </w:tr>
       <w:tr>
@@ -9869,7 +9818,7 @@
         </w:tc>
         <w:tc>
           <w:tcPr>
-            <w:tcW w:w="6863" w:type="dxa"/>
+            <w:tcW w:w="6516" w:type="dxa"/>
             <w:vAlign w:val="center"/>
           </w:tcPr>
           <w:p>
@@ -9877,6 +9826,12 @@
               <w:t>Дисциплина</w:t>
             </w:r>
           </w:p>
+        </w:tc>
+        <w:tc>
+          <w:tcPr>
+            <w:tcW w:w="6407" w:type="dxa"/>
+          </w:tcPr>
+          <w:p/>
         </w:tc>
       </w:tr>
       <w:tr>
@@ -9926,12 +9881,30 @@
         </w:tc>
         <w:tc>
           <w:tcPr>
-            <w:tcW w:w="6863" w:type="dxa"/>
+            <w:tcW w:w="6516" w:type="dxa"/>
             <w:vAlign w:val="center"/>
           </w:tcPr>
           <w:p>
             <w:r>
               <w:t>Учебное пособие</w:t>
+            </w:r>
+          </w:p>
+        </w:tc>
+        <w:tc>
+          <w:tcPr>
+            <w:tcW w:w="6407" w:type="dxa"/>
+          </w:tcPr>
+          <w:p>
+            <w:pPr>
+              <w:rPr>
+                <w:lang w:val="en-US"/>
+              </w:rPr>
+            </w:pPr>
+            <w:r>
+              <w:rPr>
+                <w:lang w:val="en-US"/>
+              </w:rPr>
+              <w:t>Book</w:t>
             </w:r>
           </w:p>
         </w:tc>
@@ -9984,12 +9957,30 @@
         </w:tc>
         <w:tc>
           <w:tcPr>
-            <w:tcW w:w="6863" w:type="dxa"/>
+            <w:tcW w:w="6516" w:type="dxa"/>
             <w:vAlign w:val="center"/>
           </w:tcPr>
           <w:p>
             <w:r>
               <w:t>Курс/практика</w:t>
+            </w:r>
+          </w:p>
+        </w:tc>
+        <w:tc>
+          <w:tcPr>
+            <w:tcW w:w="6407" w:type="dxa"/>
+          </w:tcPr>
+          <w:p>
+            <w:pPr>
+              <w:rPr>
+                <w:lang w:val="en-US"/>
+              </w:rPr>
+            </w:pPr>
+            <w:r>
+              <w:rPr>
+                <w:lang w:val="en-US"/>
+              </w:rPr>
+              <w:t>Course</w:t>
             </w:r>
           </w:p>
         </w:tc>
@@ -10041,12 +10032,30 @@
         </w:tc>
         <w:tc>
           <w:tcPr>
-            <w:tcW w:w="6863" w:type="dxa"/>
+            <w:tcW w:w="6516" w:type="dxa"/>
             <w:vAlign w:val="center"/>
           </w:tcPr>
           <w:p>
             <w:r>
               <w:t>Стажировка</w:t>
+            </w:r>
+          </w:p>
+        </w:tc>
+        <w:tc>
+          <w:tcPr>
+            <w:tcW w:w="6407" w:type="dxa"/>
+          </w:tcPr>
+          <w:p>
+            <w:pPr>
+              <w:rPr>
+                <w:lang w:val="en-US"/>
+              </w:rPr>
+            </w:pPr>
+            <w:r>
+              <w:rPr>
+                <w:lang w:val="en-US"/>
+              </w:rPr>
+              <w:t>Intership</w:t>
             </w:r>
           </w:p>
         </w:tc>
@@ -10098,8 +10107,14 @@
         </w:tc>
         <w:tc>
           <w:tcPr>
-            <w:tcW w:w="6863" w:type="dxa"/>
+            <w:tcW w:w="6516" w:type="dxa"/>
             <w:vAlign w:val="center"/>
+          </w:tcPr>
+          <w:p/>
+        </w:tc>
+        <w:tc>
+          <w:tcPr>
+            <w:tcW w:w="6407" w:type="dxa"/>
           </w:tcPr>
           <w:p/>
         </w:tc>
@@ -10151,8 +10166,14 @@
         </w:tc>
         <w:tc>
           <w:tcPr>
-            <w:tcW w:w="6863" w:type="dxa"/>
+            <w:tcW w:w="6516" w:type="dxa"/>
             <w:vAlign w:val="center"/>
+          </w:tcPr>
+          <w:p/>
+        </w:tc>
+        <w:tc>
+          <w:tcPr>
+            <w:tcW w:w="6407" w:type="dxa"/>
           </w:tcPr>
           <w:p/>
         </w:tc>
@@ -10204,7 +10225,13 @@
         </w:tc>
         <w:tc>
           <w:tcPr>
-            <w:tcW w:w="6863" w:type="dxa"/>
+            <w:tcW w:w="6516" w:type="dxa"/>
+          </w:tcPr>
+          <w:p/>
+        </w:tc>
+        <w:tc>
+          <w:tcPr>
+            <w:tcW w:w="6407" w:type="dxa"/>
           </w:tcPr>
           <w:p/>
         </w:tc>
@@ -10256,7 +10283,13 @@
         </w:tc>
         <w:tc>
           <w:tcPr>
-            <w:tcW w:w="6863" w:type="dxa"/>
+            <w:tcW w:w="6516" w:type="dxa"/>
+          </w:tcPr>
+          <w:p/>
+        </w:tc>
+        <w:tc>
+          <w:tcPr>
+            <w:tcW w:w="6407" w:type="dxa"/>
           </w:tcPr>
           <w:p/>
         </w:tc>
@@ -10308,19 +10341,41 @@
         </w:tc>
         <w:tc>
           <w:tcPr>
-            <w:tcW w:w="6863" w:type="dxa"/>
+            <w:tcW w:w="6516" w:type="dxa"/>
           </w:tcPr>
           <w:p>
             <w:r>
               <w:t>Устройство</w:t>
+            </w:r>
+          </w:p>
+        </w:tc>
+        <w:tc>
+          <w:tcPr>
+            <w:tcW w:w="6407" w:type="dxa"/>
+          </w:tcPr>
+          <w:p>
+            <w:pPr>
+              <w:rPr>
+                <w:lang w:val="en-US"/>
+              </w:rPr>
+            </w:pPr>
+            <w:r>
+              <w:rPr>
+                <w:lang w:val="en-US"/>
+              </w:rPr>
+              <w:t>Device</w:t>
             </w:r>
           </w:p>
         </w:tc>
       </w:tr>
       <w:tr>
-        <w:tc>
-          <w:tcPr>
-            <w:tcW w:w="8217" w:type="dxa"/>
+        <w:trPr>
+          <w:gridAfter w:val="1"/>
+          <w:wAfter w:w="6407" w:type="dxa"/>
+        </w:trPr>
+        <w:tc>
+          <w:tcPr>
+            <w:tcW w:w="7870" w:type="dxa"/>
             <w:gridSpan w:val="3"/>
             <w:vAlign w:val="center"/>
           </w:tcPr>
@@ -10343,6 +10398,10 @@
         </w:tc>
       </w:tr>
       <w:tr>
+        <w:trPr>
+          <w:gridAfter w:val="1"/>
+          <w:wAfter w:w="6407" w:type="dxa"/>
+        </w:trPr>
         <w:tc>
           <w:tcPr>
             <w:tcW w:w="1354" w:type="dxa"/>
@@ -10368,7 +10427,7 @@
         </w:tc>
         <w:tc>
           <w:tcPr>
-            <w:tcW w:w="6863" w:type="dxa"/>
+            <w:tcW w:w="6516" w:type="dxa"/>
           </w:tcPr>
           <w:p>
             <w:r>
@@ -10378,6 +10437,10 @@
         </w:tc>
       </w:tr>
       <w:tr>
+        <w:trPr>
+          <w:gridAfter w:val="1"/>
+          <w:wAfter w:w="6407" w:type="dxa"/>
+        </w:trPr>
         <w:tc>
           <w:tcPr>
             <w:tcW w:w="1354" w:type="dxa"/>
@@ -10396,7 +10459,7 @@
         </w:tc>
         <w:tc>
           <w:tcPr>
-            <w:tcW w:w="6863" w:type="dxa"/>
+            <w:tcW w:w="6516" w:type="dxa"/>
           </w:tcPr>
           <w:p>
             <w:r>
@@ -10415,6 +10478,10 @@
         </w:tc>
       </w:tr>
       <w:tr>
+        <w:trPr>
+          <w:gridAfter w:val="1"/>
+          <w:wAfter w:w="6407" w:type="dxa"/>
+        </w:trPr>
         <w:tc>
           <w:tcPr>
             <w:tcW w:w="1354" w:type="dxa"/>
@@ -10430,7 +10497,7 @@
         </w:tc>
         <w:tc>
           <w:tcPr>
-            <w:tcW w:w="6863" w:type="dxa"/>
+            <w:tcW w:w="6516" w:type="dxa"/>
           </w:tcPr>
           <w:p>
             <w:r>
@@ -10440,6 +10507,10 @@
         </w:tc>
       </w:tr>
       <w:tr>
+        <w:trPr>
+          <w:gridAfter w:val="1"/>
+          <w:wAfter w:w="6407" w:type="dxa"/>
+        </w:trPr>
         <w:tc>
           <w:tcPr>
             <w:tcW w:w="1354" w:type="dxa"/>
@@ -10455,7 +10526,7 @@
         </w:tc>
         <w:tc>
           <w:tcPr>
-            <w:tcW w:w="6863" w:type="dxa"/>
+            <w:tcW w:w="6516" w:type="dxa"/>
           </w:tcPr>
           <w:p>
             <w:r>
@@ -10465,6 +10536,10 @@
         </w:tc>
       </w:tr>
       <w:tr>
+        <w:trPr>
+          <w:gridAfter w:val="1"/>
+          <w:wAfter w:w="6407" w:type="dxa"/>
+        </w:trPr>
         <w:tc>
           <w:tcPr>
             <w:tcW w:w="1354" w:type="dxa"/>
@@ -10485,7 +10560,7 @@
         </w:tc>
         <w:tc>
           <w:tcPr>
-            <w:tcW w:w="6863" w:type="dxa"/>
+            <w:tcW w:w="6516" w:type="dxa"/>
           </w:tcPr>
           <w:p>
             <w:r>
@@ -10825,6 +10900,7 @@
                 <w:b/>
                 <w:bCs/>
               </w:rPr>
+              <w:lastRenderedPageBreak/>
               <w:t>2</w:t>
             </w:r>
           </w:p>
@@ -11227,13 +11303,7 @@
           </w:tcPr>
           <w:p>
             <w:r>
-              <w:t>Курс «Системы программирования. C</w:t>
-            </w:r>
-            <w:r>
-              <w:t>++</w:t>
-            </w:r>
-            <w:r>
-              <w:t>»</w:t>
+              <w:t>Курс «Системы программирования. C++»</w:t>
             </w:r>
           </w:p>
         </w:tc>
@@ -11623,7 +11693,6 @@
         <w:rPr>
           <w:noProof/>
         </w:rPr>
-        <w:lastRenderedPageBreak/>
         <w:drawing>
           <wp:inline distT="0" distB="0" distL="0" distR="0" wp14:anchorId="34A18A5A" wp14:editId="34458067">
             <wp:extent cx="3052513" cy="2000250"/>

--- a/Covers/covers.docx
+++ b/Covers/covers.docx
@@ -10051,12 +10051,14 @@
                 <w:lang w:val="en-US"/>
               </w:rPr>
             </w:pPr>
+            <w:proofErr w:type="spellStart"/>
             <w:r>
               <w:rPr>
                 <w:lang w:val="en-US"/>
               </w:rPr>
               <w:t>Intership</w:t>
             </w:r>
+            <w:proofErr w:type="spellEnd"/>
           </w:p>
         </w:tc>
       </w:tr>
@@ -10597,15 +10599,6 @@
         </w:tc>
       </w:tr>
     </w:tbl>
-    <w:p/>
-    <w:p/>
-    <w:p/>
-    <w:p/>
-    <w:p/>
-    <w:p/>
-    <w:p/>
-    <w:p/>
-    <w:p/>
     <w:p>
       <w:r>
         <w:br w:type="textWrapping" w:clear="all"/>
@@ -10900,7 +10893,6 @@
                 <w:b/>
                 <w:bCs/>
               </w:rPr>
-              <w:lastRenderedPageBreak/>
               <w:t>2</w:t>
             </w:r>
           </w:p>
@@ -11693,6 +11685,7 @@
         <w:rPr>
           <w:noProof/>
         </w:rPr>
+        <w:lastRenderedPageBreak/>
         <w:drawing>
           <wp:inline distT="0" distB="0" distL="0" distR="0" wp14:anchorId="34A18A5A" wp14:editId="34458067">
             <wp:extent cx="3052513" cy="2000250"/>
